--- a/CÔNG TY TNHH SẢN XUẤT LI XING/ThayDoiCSH_DDPL/HoSo1_ThayDoiCSH_MauSo15.docx
+++ b/CÔNG TY TNHH SẢN XUẤT LI XING/ThayDoiCSH_DDPL/HoSo1_ThayDoiCSH_MauSo15.docx
@@ -64,7 +64,7 @@
                 <w:szCs w:val="26"/>
                 <w:lang w:val="vi-VN"/>
               </w:rPr>
-              <w:t>CÔNG TY TNHH FELIZ THỌ LẬP HOTEL</w:t>
+              <w:t>CÔNG TY TNHH SẢN XUẤT LI XING</w:t>
             </w:r>
           </w:p>
         </w:tc>
@@ -275,7 +275,7 @@
                 <w:sz w:val="26"/>
                 <w:szCs w:val="26"/>
               </w:rPr>
-              <w:t>2</w:t>
+              <w:t>16</w:t>
             </w:r>
             <w:r>
               <w:rPr>
@@ -491,7 +491,7 @@
           <w:szCs w:val="26"/>
           <w:lang w:val="vi-VN"/>
         </w:rPr>
-        <w:t>CÔNG TY TNHH FELIZ THỌ LẬP HOTEL</w:t>
+        <w:t>CÔNG TY TNHH SẢN XUẤT LI XING</w:t>
       </w:r>
     </w:p>
     <w:p>
@@ -523,7 +523,7 @@
           <w:szCs w:val="26"/>
           <w:lang w:val="fr-FR" w:eastAsia="zh-CN"/>
         </w:rPr>
-        <w:t>3702874036</w:t>
+        <w:t>3702935793</w:t>
       </w:r>
     </w:p>
     <w:p>
@@ -824,7 +824,7 @@
           <w:szCs w:val="26"/>
           <w:lang w:val="sv-SE"/>
         </w:rPr>
-        <w:t>PHẠM THANH SƠN</w:t>
+        <w:t>LÊ THỊ BÍCH TIỀN</w:t>
       </w:r>
     </w:p>
     <w:p>
@@ -3674,7 +3674,7 @@
                 <w:szCs w:val="26"/>
                 <w:lang w:val="sv-SE"/>
               </w:rPr>
-              <w:t>PHẠM THANH SƠN</w:t>
+              <w:t>LÊ THỊ BÍCH TIỀN</w:t>
             </w:r>
           </w:p>
         </w:tc>
@@ -3746,6 +3746,8 @@
                 <w:szCs w:val="26"/>
               </w:rPr>
             </w:pPr>
+            <w:bookmarkStart w:id="1" w:name="_GoBack"/>
+            <w:bookmarkEnd w:id="1"/>
             <w:r>
               <w:rPr>
                 <w:b/>
@@ -3753,10 +3755,8 @@
                 <w:sz w:val="26"/>
                 <w:szCs w:val="26"/>
               </w:rPr>
-              <w:t>PHẠM PHÚ KHÁNH</w:t>
-            </w:r>
-            <w:bookmarkStart w:id="1" w:name="_GoBack"/>
-            <w:bookmarkEnd w:id="1"/>
+              <w:t>NGUYỄN VĂN VỊNH</w:t>
+            </w:r>
           </w:p>
         </w:tc>
       </w:tr>
@@ -4019,7 +4019,7 @@
       <w:rPr>
         <w:noProof/>
       </w:rPr>
-      <w:t>2</w:t>
+      <w:t>4</w:t>
     </w:r>
     <w:r>
       <w:rPr>

--- a/CÔNG TY TNHH SẢN XUẤT LI XING/ThayDoiCSH_DDPL/HoSo1_ThayDoiCSH_MauSo15.docx
+++ b/CÔNG TY TNHH SẢN XUẤT LI XING/ThayDoiCSH_DDPL/HoSo1_ThayDoiCSH_MauSo15.docx
@@ -857,7 +857,7 @@
           <w:szCs w:val="26"/>
           <w:lang w:val="sv-SE"/>
         </w:rPr>
-        <w:t>23/01/2000</w:t>
+        <w:t>14/10/1993</w:t>
       </w:r>
     </w:p>
     <w:p>
@@ -897,7 +897,7 @@
           <w:sz w:val="26"/>
           <w:szCs w:val="26"/>
         </w:rPr>
-        <w:t>am</w:t>
+        <w:t>ữ</w:t>
       </w:r>
     </w:p>
     <w:p>
@@ -935,7 +935,7 @@
           <w:sz w:val="28"/>
           <w:szCs w:val="28"/>
         </w:rPr>
-        <w:t>074200006764</w:t>
+        <w:t>084193008791</w:t>
       </w:r>
     </w:p>
     <w:p>
@@ -995,7 +995,7 @@
           <w:sz w:val="26"/>
           <w:szCs w:val="26"/>
         </w:rPr>
-        <w:t>Số Nhà 8/8, Bình Quới B</w:t>
+        <w:t>SỐ NHÀ 270, ẤP MAI HƯƠNG</w:t>
       </w:r>
     </w:p>
     <w:p>
@@ -1019,14 +1019,7 @@
           <w:sz w:val="26"/>
           <w:szCs w:val="26"/>
         </w:rPr>
-        <w:t xml:space="preserve">phường </w:t>
-      </w:r>
-      <w:r>
-        <w:rPr>
-          <w:sz w:val="26"/>
-          <w:szCs w:val="26"/>
-        </w:rPr>
-        <w:t>Thuận Giao</w:t>
+        <w:t>Xã Vinh Kim</w:t>
       </w:r>
     </w:p>
     <w:p>
@@ -1061,8 +1054,10 @@
           <w:sz w:val="26"/>
           <w:szCs w:val="26"/>
         </w:rPr>
-        <w:t>thành phố Hồ Chí Minh</w:t>
-      </w:r>
+        <w:t>Tỉnh Vĩnh Long</w:t>
+      </w:r>
+      <w:bookmarkStart w:id="1" w:name="_GoBack"/>
+      <w:bookmarkEnd w:id="1"/>
     </w:p>
     <w:p>
       <w:pPr>
@@ -3746,8 +3741,6 @@
                 <w:szCs w:val="26"/>
               </w:rPr>
             </w:pPr>
-            <w:bookmarkStart w:id="1" w:name="_GoBack"/>
-            <w:bookmarkEnd w:id="1"/>
             <w:r>
               <w:rPr>
                 <w:b/>
